--- a/neonate.docx
+++ b/neonate.docx
@@ -1817,7 +1817,6 @@
                 <w:szCs w:val="22"/>
                 <w:highlight w:val="yellow"/>
               </w:rPr>
-              <w:lastRenderedPageBreak/>
               <w:t xml:space="preserve"> </w:t>
             </w:r>
           </w:p>
@@ -2126,16 +2125,16 @@
               </w:rPr>
               <w:id w:val="-1907369854"/>
               <w:placeholder>
-                <w:docPart w:val="AA9E881D64D54F17AA5EE6850EFB03A6"/>
+                <w:docPart w:val="05721BA943884A9E9C8FB032803F3C92"/>
               </w:placeholder>
               <w:showingPlcHdr/>
               <w:dropDownList>
                 <w:listItem w:value="Choose an item."/>
                 <w:listItem w:displayText="DR. AISHATH SHAUZAB ZUHURY" w:value="DR. AISHATH SHAUZAB ZUHURY"/>
                 <w:listItem w:displayText="DR. AISHATH YUMNA" w:value="DR. AISHATH YUMNA"/>
-                <w:listItem w:displayText="DR. AISHATH ZEESHAN HASSAN" w:value="DR. AISHATH ZEESHAN HASSAN"/>
                 <w:listItem w:displayText="DR. AMINATH LAMHA" w:value="DR. AMINATH LAMHA"/>
                 <w:listItem w:displayText="DR. AMINATH SAMHA" w:value="DR. AMINATH SAMHA"/>
+                <w:listItem w:displayText="DR. AMINATH WAAFIRA" w:value="DR. AMINATH WAAFIRA"/>
                 <w:listItem w:displayText="DR. FATHIMATH ZAHURA" w:value="DR. FATHIMATH ZAHURA"/>
                 <w:listItem w:displayText="DR. MARYAM HAURA" w:value="DR. MARYAM HAURA"/>
                 <w:listItem w:displayText="DR. NUHAD NASHID" w:value="DR. NUHAD NASHID"/>
@@ -6325,36 +6324,7 @@
       <w:docPartBody>
         <w:p>
           <w:pPr>
-            <w:pStyle w:val="10EAFDB7C9584D11B46406FF4386B8E9"/>
-          </w:pPr>
-          <w:r>
-            <w:rPr>
-              <w:rStyle w:val="PlaceholderText"/>
-            </w:rPr>
-            <w:t>Choose an item.</w:t>
-          </w:r>
-        </w:p>
-      </w:docPartBody>
-    </w:docPart>
-    <w:docPart>
-      <w:docPartPr>
-        <w:name w:val="AA9E881D64D54F17AA5EE6850EFB03A6"/>
-        <w:category>
-          <w:name w:val="General"/>
-          <w:gallery w:val="placeholder"/>
-        </w:category>
-        <w:types>
-          <w:type w:val="bbPlcHdr"/>
-        </w:types>
-        <w:behaviors>
-          <w:behavior w:val="content"/>
-        </w:behaviors>
-        <w:guid w:val="{3FF8D7FA-DB8A-480B-9DA6-C0E92E29571D}"/>
-      </w:docPartPr>
-      <w:docPartBody>
-        <w:p>
-          <w:pPr>
-            <w:pStyle w:val="AA9E881D64D54F17AA5EE6850EFB03A6"/>
+            <w:pStyle w:val="10EAFDB7C9584D11B46406FF4386B8E91"/>
           </w:pPr>
           <w:r>
             <w:rPr>
@@ -6383,7 +6353,36 @@
       <w:docPartBody>
         <w:p>
           <w:pPr>
-            <w:pStyle w:val="F3CB16BFA22647E5A839E51C8336CCCF"/>
+            <w:pStyle w:val="F3CB16BFA22647E5A839E51C8336CCCF1"/>
+          </w:pPr>
+          <w:r>
+            <w:rPr>
+              <w:rStyle w:val="PlaceholderText"/>
+            </w:rPr>
+            <w:t>Choose an item.</w:t>
+          </w:r>
+        </w:p>
+      </w:docPartBody>
+    </w:docPart>
+    <w:docPart>
+      <w:docPartPr>
+        <w:name w:val="05721BA943884A9E9C8FB032803F3C92"/>
+        <w:category>
+          <w:name w:val="General"/>
+          <w:gallery w:val="placeholder"/>
+        </w:category>
+        <w:types>
+          <w:type w:val="bbPlcHdr"/>
+        </w:types>
+        <w:behaviors>
+          <w:behavior w:val="content"/>
+        </w:behaviors>
+        <w:guid w:val="{D5275440-012A-4DF0-BB42-0CA50518E10F}"/>
+      </w:docPartPr>
+      <w:docPartBody>
+        <w:p>
+          <w:pPr>
+            <w:pStyle w:val="05721BA943884A9E9C8FB032803F3C92"/>
           </w:pPr>
           <w:r>
             <w:rPr>
@@ -6412,7 +6411,7 @@
     <w:charset w:val="00"/>
     <w:family w:val="swiss"/>
     <w:pitch w:val="variable"/>
-    <w:sig w:usb0="E4002EFF" w:usb1="C000247B" w:usb2="00000009" w:usb3="00000000" w:csb0="000001FF" w:csb1="00000000"/>
+    <w:sig w:usb0="E4002EFF" w:usb1="C200247B" w:usb2="00000009" w:usb3="00000000" w:csb0="000001FF" w:csb1="00000000"/>
   </w:font>
   <w:font w:name="Courier New">
     <w:panose1 w:val="02070309020205020404"/>
@@ -6480,12 +6479,17 @@
     <w:pitch w:val="variable"/>
     <w:sig w:usb0="E00006FF" w:usb1="420024FF" w:usb2="02000000" w:usb3="00000000" w:csb0="0000019F" w:csb1="00000000"/>
   </w:font>
-  <w:font w:name="Calibri Light">
-    <w:panose1 w:val="020F0302020204030204"/>
+  <w:font w:name="Aptos">
     <w:charset w:val="00"/>
     <w:family w:val="swiss"/>
     <w:pitch w:val="variable"/>
-    <w:sig w:usb0="E4002EFF" w:usb1="C000247B" w:usb2="00000009" w:usb3="00000000" w:csb0="000001FF" w:csb1="00000000"/>
+    <w:sig w:usb0="20000287" w:usb1="00000003" w:usb2="00000000" w:usb3="00000000" w:csb0="0000019F" w:csb1="00000000"/>
+  </w:font>
+  <w:font w:name="Aptos Display">
+    <w:charset w:val="00"/>
+    <w:family w:val="swiss"/>
+    <w:pitch w:val="variable"/>
+    <w:sig w:usb0="20000287" w:usb1="00000003" w:usb2="00000000" w:usb3="00000000" w:csb0="0000019F" w:csb1="00000000"/>
   </w:font>
 </w:fonts>
 </file>
@@ -6511,10 +6515,13 @@
     <w:rsid w:val="00202BBB"/>
     <w:rsid w:val="00435FBD"/>
     <w:rsid w:val="0063134D"/>
+    <w:rsid w:val="007A3BC0"/>
     <w:rsid w:val="007F1341"/>
     <w:rsid w:val="008764DB"/>
+    <w:rsid w:val="008A77A4"/>
     <w:rsid w:val="009E400D"/>
     <w:rsid w:val="00A52139"/>
+    <w:rsid w:val="00AA2239"/>
     <w:rsid w:val="00AB3792"/>
     <w:rsid w:val="00CA473F"/>
     <w:rsid w:val="00CB228F"/>
@@ -6975,22 +6982,50 @@
     <w:name w:val="Placeholder Text"/>
     <w:basedOn w:val="DefaultParagraphFont"/>
     <w:uiPriority w:val="99"/>
-    <w:rsid w:val="000D6F4F"/>
+    <w:rsid w:val="00AA2239"/>
     <w:rPr>
       <w:color w:val="666666"/>
     </w:rPr>
   </w:style>
-  <w:style w:type="paragraph" w:customStyle="1" w:styleId="10EAFDB7C9584D11B46406FF4386B8E9">
-    <w:name w:val="10EAFDB7C9584D11B46406FF4386B8E9"/>
-    <w:rsid w:val="00202BBB"/>
+  <w:style w:type="paragraph" w:customStyle="1" w:styleId="05721BA943884A9E9C8FB032803F3C92">
+    <w:name w:val="05721BA943884A9E9C8FB032803F3C92"/>
+    <w:rsid w:val="00AA2239"/>
   </w:style>
-  <w:style w:type="paragraph" w:customStyle="1" w:styleId="AA9E881D64D54F17AA5EE6850EFB03A6">
-    <w:name w:val="AA9E881D64D54F17AA5EE6850EFB03A6"/>
-    <w:rsid w:val="00202BBB"/>
+  <w:style w:type="paragraph" w:customStyle="1" w:styleId="10EAFDB7C9584D11B46406FF4386B8E91">
+    <w:name w:val="10EAFDB7C9584D11B46406FF4386B8E91"/>
+    <w:rsid w:val="00AA2239"/>
+    <w:pPr>
+      <w:spacing w:after="0" w:line="240" w:lineRule="auto"/>
+    </w:pPr>
+    <w:rPr>
+      <w:rFonts w:ascii="Times New Roman" w:eastAsia="Times New Roman" w:hAnsi="Times New Roman" w:cs="Times New Roman"/>
+      <w:kern w:val="0"/>
+      <w14:ligatures w14:val="none"/>
+    </w:rPr>
   </w:style>
-  <w:style w:type="paragraph" w:customStyle="1" w:styleId="F3CB16BFA22647E5A839E51C8336CCCF">
-    <w:name w:val="F3CB16BFA22647E5A839E51C8336CCCF"/>
-    <w:rsid w:val="000D6F4F"/>
+  <w:style w:type="paragraph" w:customStyle="1" w:styleId="F3CB16BFA22647E5A839E51C8336CCCF1">
+    <w:name w:val="F3CB16BFA22647E5A839E51C8336CCCF1"/>
+    <w:rsid w:val="00AA2239"/>
+    <w:pPr>
+      <w:spacing w:after="0" w:line="240" w:lineRule="auto"/>
+    </w:pPr>
+    <w:rPr>
+      <w:rFonts w:ascii="Times New Roman" w:eastAsia="Times New Roman" w:hAnsi="Times New Roman" w:cs="Times New Roman"/>
+      <w:kern w:val="0"/>
+      <w14:ligatures w14:val="none"/>
+    </w:rPr>
+  </w:style>
+  <w:style w:type="paragraph" w:customStyle="1" w:styleId="AA9E881D64D54F17AA5EE6850EFB03A61">
+    <w:name w:val="AA9E881D64D54F17AA5EE6850EFB03A61"/>
+    <w:rsid w:val="00AA2239"/>
+    <w:pPr>
+      <w:spacing w:after="0" w:line="240" w:lineRule="auto"/>
+    </w:pPr>
+    <w:rPr>
+      <w:rFonts w:ascii="Times New Roman" w:eastAsia="Times New Roman" w:hAnsi="Times New Roman" w:cs="Times New Roman"/>
+      <w:kern w:val="0"/>
+      <w14:ligatures w14:val="none"/>
+    </w:rPr>
   </w:style>
 </w:styles>
 </file>

--- a/neonate.docx
+++ b/neonate.docx
@@ -1917,6 +1917,7 @@
                   <w:listItem w:displayText="DR. YI NWE SOE" w:value="DR. YI NWE SOE"/>
                   <w:listItem w:displayText="DR. ROSHAN KUMAR DIKSHIT" w:value="DR. ROSHAN KUMAR DIKSHIT"/>
                   <w:listItem w:displayText="DR. SU LINN MYAT THU" w:value="DR. SU LINN MYAT THU"/>
+                  <w:listItem w:displayText="DR. ZIN CHIT LATT" w:value="DR. ZIN CHIT LATT"/>
                 </w:dropDownList>
               </w:sdtPr>
               <w:sdtContent>
@@ -2015,6 +2016,7 @@
                   <w:listItem w:displayText="DR. YI NWE SOE" w:value="DR. YI NWE SOE"/>
                   <w:listItem w:displayText="DR. ROSHAN KUMAR DIKSHIT" w:value="DR. ROSHAN KUMAR DIKSHIT"/>
                   <w:listItem w:displayText="DR. SU LINN MYAT THU" w:value="DR. SU LINN MYAT THU"/>
+                  <w:listItem w:displayText="DR. ZIN CHIT LATT" w:value="DR. ZIN CHIT LATT"/>
                 </w:dropDownList>
               </w:sdtPr>
               <w:sdtContent>
@@ -6411,7 +6413,7 @@
     <w:charset w:val="00"/>
     <w:family w:val="swiss"/>
     <w:pitch w:val="variable"/>
-    <w:sig w:usb0="E4002EFF" w:usb1="C200247B" w:usb2="00000009" w:usb3="00000000" w:csb0="000001FF" w:csb1="00000000"/>
+    <w:sig w:usb0="E4002EFF" w:usb1="C000247B" w:usb2="00000009" w:usb3="00000000" w:csb0="000001FF" w:csb1="00000000"/>
   </w:font>
   <w:font w:name="Courier New">
     <w:panose1 w:val="02070309020205020404"/>
@@ -6479,17 +6481,12 @@
     <w:pitch w:val="variable"/>
     <w:sig w:usb0="E00006FF" w:usb1="420024FF" w:usb2="02000000" w:usb3="00000000" w:csb0="0000019F" w:csb1="00000000"/>
   </w:font>
-  <w:font w:name="Aptos">
+  <w:font w:name="Calibri Light">
+    <w:panose1 w:val="020F0302020204030204"/>
     <w:charset w:val="00"/>
     <w:family w:val="swiss"/>
     <w:pitch w:val="variable"/>
-    <w:sig w:usb0="20000287" w:usb1="00000003" w:usb2="00000000" w:usb3="00000000" w:csb0="0000019F" w:csb1="00000000"/>
-  </w:font>
-  <w:font w:name="Aptos Display">
-    <w:charset w:val="00"/>
-    <w:family w:val="swiss"/>
-    <w:pitch w:val="variable"/>
-    <w:sig w:usb0="20000287" w:usb1="00000003" w:usb2="00000000" w:usb3="00000000" w:csb0="0000019F" w:csb1="00000000"/>
+    <w:sig w:usb0="E4002EFF" w:usb1="C000247B" w:usb2="00000009" w:usb3="00000000" w:csb0="000001FF" w:csb1="00000000"/>
   </w:font>
 </w:fonts>
 </file>
@@ -6513,6 +6510,9 @@
     <w:rsid w:val="00050F38"/>
     <w:rsid w:val="000D6F4F"/>
     <w:rsid w:val="00202BBB"/>
+    <w:rsid w:val="002B767F"/>
+    <w:rsid w:val="002C05E5"/>
+    <w:rsid w:val="003C16D1"/>
     <w:rsid w:val="00435FBD"/>
     <w:rsid w:val="0063134D"/>
     <w:rsid w:val="007A3BC0"/>
@@ -7015,18 +7015,6 @@
       <w14:ligatures w14:val="none"/>
     </w:rPr>
   </w:style>
-  <w:style w:type="paragraph" w:customStyle="1" w:styleId="AA9E881D64D54F17AA5EE6850EFB03A61">
-    <w:name w:val="AA9E881D64D54F17AA5EE6850EFB03A61"/>
-    <w:rsid w:val="00AA2239"/>
-    <w:pPr>
-      <w:spacing w:after="0" w:line="240" w:lineRule="auto"/>
-    </w:pPr>
-    <w:rPr>
-      <w:rFonts w:ascii="Times New Roman" w:eastAsia="Times New Roman" w:hAnsi="Times New Roman" w:cs="Times New Roman"/>
-      <w:kern w:val="0"/>
-      <w14:ligatures w14:val="none"/>
-    </w:rPr>
-  </w:style>
 </w:styles>
 </file>
 

--- a/neonate.docx
+++ b/neonate.docx
@@ -1907,7 +1907,7 @@
                 </w:rPr>
                 <w:id w:val="-849638517"/>
                 <w:placeholder>
-                  <w:docPart w:val="10EAFDB7C9584D11B46406FF4386B8E9"/>
+                  <w:docPart w:val="CE8D510ACE75447D804F93FFB1DBD798"/>
                 </w:placeholder>
                 <w:showingPlcHdr/>
                 <w:dropDownList>
@@ -1917,7 +1917,7 @@
                   <w:listItem w:displayText="DR. YI NWE SOE" w:value="DR. YI NWE SOE"/>
                   <w:listItem w:displayText="DR. ROSHAN KUMAR DIKSHIT" w:value="DR. ROSHAN KUMAR DIKSHIT"/>
                   <w:listItem w:displayText="DR. SU LINN MYAT THU" w:value="DR. SU LINN MYAT THU"/>
-                  <w:listItem w:displayText="DR. ZIN CHIT LATT" w:value="DR. ZIN CHIT LATT"/>
+                  <w:listItem w:displayText="DR. NISHAN NEPAL" w:value="DR. NISHAN NEPAL"/>
                 </w:dropDownList>
               </w:sdtPr>
               <w:sdtContent>
@@ -2004,9 +2004,9 @@
                   <w:sz w:val="18"/>
                   <w:szCs w:val="18"/>
                 </w:rPr>
-                <w:id w:val="2077395717"/>
+                <w:id w:val="1277749571"/>
                 <w:placeholder>
-                  <w:docPart w:val="F3CB16BFA22647E5A839E51C8336CCCF"/>
+                  <w:docPart w:val="C3E8C4C1A8F44EE6BC6F10F4950B4D9F"/>
                 </w:placeholder>
                 <w:showingPlcHdr/>
                 <w:dropDownList>
@@ -2016,7 +2016,7 @@
                   <w:listItem w:displayText="DR. YI NWE SOE" w:value="DR. YI NWE SOE"/>
                   <w:listItem w:displayText="DR. ROSHAN KUMAR DIKSHIT" w:value="DR. ROSHAN KUMAR DIKSHIT"/>
                   <w:listItem w:displayText="DR. SU LINN MYAT THU" w:value="DR. SU LINN MYAT THU"/>
-                  <w:listItem w:displayText="DR. ZIN CHIT LATT" w:value="DR. ZIN CHIT LATT"/>
+                  <w:listItem w:displayText="DR. NISHAN NEPAL" w:value="DR. NISHAN NEPAL"/>
                 </w:dropDownList>
               </w:sdtPr>
               <w:sdtContent>
@@ -6068,7 +6068,6 @@
   <w:style w:type="character" w:default="1" w:styleId="DefaultParagraphFont">
     <w:name w:val="Default Paragraph Font"/>
     <w:uiPriority w:val="1"/>
-    <w:semiHidden/>
     <w:unhideWhenUsed/>
   </w:style>
   <w:style w:type="table" w:default="1" w:styleId="TableNormal">
@@ -6310,64 +6309,6 @@
   <w:docParts>
     <w:docPart>
       <w:docPartPr>
-        <w:name w:val="10EAFDB7C9584D11B46406FF4386B8E9"/>
-        <w:category>
-          <w:name w:val="General"/>
-          <w:gallery w:val="placeholder"/>
-        </w:category>
-        <w:types>
-          <w:type w:val="bbPlcHdr"/>
-        </w:types>
-        <w:behaviors>
-          <w:behavior w:val="content"/>
-        </w:behaviors>
-        <w:guid w:val="{BBA7BCB1-8858-4BB6-A030-5FCC6A7799FA}"/>
-      </w:docPartPr>
-      <w:docPartBody>
-        <w:p>
-          <w:pPr>
-            <w:pStyle w:val="10EAFDB7C9584D11B46406FF4386B8E91"/>
-          </w:pPr>
-          <w:r>
-            <w:rPr>
-              <w:rStyle w:val="PlaceholderText"/>
-            </w:rPr>
-            <w:t>Choose an item.</w:t>
-          </w:r>
-        </w:p>
-      </w:docPartBody>
-    </w:docPart>
-    <w:docPart>
-      <w:docPartPr>
-        <w:name w:val="F3CB16BFA22647E5A839E51C8336CCCF"/>
-        <w:category>
-          <w:name w:val="General"/>
-          <w:gallery w:val="placeholder"/>
-        </w:category>
-        <w:types>
-          <w:type w:val="bbPlcHdr"/>
-        </w:types>
-        <w:behaviors>
-          <w:behavior w:val="content"/>
-        </w:behaviors>
-        <w:guid w:val="{0C83715B-ABD8-4A75-9388-AD5885964561}"/>
-      </w:docPartPr>
-      <w:docPartBody>
-        <w:p>
-          <w:pPr>
-            <w:pStyle w:val="F3CB16BFA22647E5A839E51C8336CCCF1"/>
-          </w:pPr>
-          <w:r>
-            <w:rPr>
-              <w:rStyle w:val="PlaceholderText"/>
-            </w:rPr>
-            <w:t>Choose an item.</w:t>
-          </w:r>
-        </w:p>
-      </w:docPartBody>
-    </w:docPart>
-    <w:docPart>
-      <w:docPartPr>
         <w:name w:val="05721BA943884A9E9C8FB032803F3C92"/>
         <w:category>
           <w:name w:val="General"/>
@@ -6385,6 +6326,64 @@
         <w:p>
           <w:pPr>
             <w:pStyle w:val="05721BA943884A9E9C8FB032803F3C92"/>
+          </w:pPr>
+          <w:r>
+            <w:rPr>
+              <w:rStyle w:val="PlaceholderText"/>
+            </w:rPr>
+            <w:t>Choose an item.</w:t>
+          </w:r>
+        </w:p>
+      </w:docPartBody>
+    </w:docPart>
+    <w:docPart>
+      <w:docPartPr>
+        <w:name w:val="CE8D510ACE75447D804F93FFB1DBD798"/>
+        <w:category>
+          <w:name w:val="General"/>
+          <w:gallery w:val="placeholder"/>
+        </w:category>
+        <w:types>
+          <w:type w:val="bbPlcHdr"/>
+        </w:types>
+        <w:behaviors>
+          <w:behavior w:val="content"/>
+        </w:behaviors>
+        <w:guid w:val="{6E05457D-B334-4D9F-99B0-F5ED62B49878}"/>
+      </w:docPartPr>
+      <w:docPartBody>
+        <w:p>
+          <w:pPr>
+            <w:pStyle w:val="CE8D510ACE75447D804F93FFB1DBD798"/>
+          </w:pPr>
+          <w:r>
+            <w:rPr>
+              <w:rStyle w:val="PlaceholderText"/>
+            </w:rPr>
+            <w:t>Choose an item.</w:t>
+          </w:r>
+        </w:p>
+      </w:docPartBody>
+    </w:docPart>
+    <w:docPart>
+      <w:docPartPr>
+        <w:name w:val="C3E8C4C1A8F44EE6BC6F10F4950B4D9F"/>
+        <w:category>
+          <w:name w:val="General"/>
+          <w:gallery w:val="placeholder"/>
+        </w:category>
+        <w:types>
+          <w:type w:val="bbPlcHdr"/>
+        </w:types>
+        <w:behaviors>
+          <w:behavior w:val="content"/>
+        </w:behaviors>
+        <w:guid w:val="{16622D37-E119-41A8-9A83-DE366075CEFD}"/>
+      </w:docPartPr>
+      <w:docPartBody>
+        <w:p>
+          <w:pPr>
+            <w:pStyle w:val="C3E8C4C1A8F44EE6BC6F10F4950B4D9F"/>
           </w:pPr>
           <w:r>
             <w:rPr>
@@ -6413,7 +6412,7 @@
     <w:charset w:val="00"/>
     <w:family w:val="swiss"/>
     <w:pitch w:val="variable"/>
-    <w:sig w:usb0="E4002EFF" w:usb1="C000247B" w:usb2="00000009" w:usb3="00000000" w:csb0="000001FF" w:csb1="00000000"/>
+    <w:sig w:usb0="E4002EFF" w:usb1="C200247B" w:usb2="00000009" w:usb3="00000000" w:csb0="000001FF" w:csb1="00000000"/>
   </w:font>
   <w:font w:name="Courier New">
     <w:panose1 w:val="02070309020205020404"/>
@@ -6481,12 +6480,17 @@
     <w:pitch w:val="variable"/>
     <w:sig w:usb0="E00006FF" w:usb1="420024FF" w:usb2="02000000" w:usb3="00000000" w:csb0="0000019F" w:csb1="00000000"/>
   </w:font>
-  <w:font w:name="Calibri Light">
-    <w:panose1 w:val="020F0302020204030204"/>
+  <w:font w:name="Aptos">
     <w:charset w:val="00"/>
     <w:family w:val="swiss"/>
     <w:pitch w:val="variable"/>
-    <w:sig w:usb0="E4002EFF" w:usb1="C000247B" w:usb2="00000009" w:usb3="00000000" w:csb0="000001FF" w:csb1="00000000"/>
+    <w:sig w:usb0="20000287" w:usb1="00000003" w:usb2="00000000" w:usb3="00000000" w:csb0="0000019F" w:csb1="00000000"/>
+  </w:font>
+  <w:font w:name="Aptos Display">
+    <w:charset w:val="00"/>
+    <w:family w:val="swiss"/>
+    <w:pitch w:val="variable"/>
+    <w:sig w:usb0="20000287" w:usb1="00000003" w:usb2="00000000" w:usb3="00000000" w:csb0="0000019F" w:csb1="00000000"/>
   </w:font>
 </w:fonts>
 </file>
@@ -6510,9 +6514,11 @@
     <w:rsid w:val="00050F38"/>
     <w:rsid w:val="000D6F4F"/>
     <w:rsid w:val="00202BBB"/>
+    <w:rsid w:val="00241572"/>
     <w:rsid w:val="002B767F"/>
     <w:rsid w:val="002C05E5"/>
     <w:rsid w:val="003C16D1"/>
+    <w:rsid w:val="004133F7"/>
     <w:rsid w:val="00435FBD"/>
     <w:rsid w:val="0063134D"/>
     <w:rsid w:val="007A3BC0"/>
@@ -6524,6 +6530,7 @@
     <w:rsid w:val="00AA2239"/>
     <w:rsid w:val="00AB3792"/>
     <w:rsid w:val="00CA473F"/>
+    <w:rsid w:val="00CA74CF"/>
     <w:rsid w:val="00CB228F"/>
     <w:rsid w:val="00CF47CB"/>
     <w:rsid w:val="00D2039D"/>
@@ -6982,10 +6989,7 @@
     <w:name w:val="Placeholder Text"/>
     <w:basedOn w:val="DefaultParagraphFont"/>
     <w:uiPriority w:val="99"/>
-    <w:rsid w:val="00AA2239"/>
-    <w:rPr>
-      <w:color w:val="666666"/>
-    </w:rPr>
+    <w:rsid w:val="00241572"/>
   </w:style>
   <w:style w:type="paragraph" w:customStyle="1" w:styleId="05721BA943884A9E9C8FB032803F3C92">
     <w:name w:val="05721BA943884A9E9C8FB032803F3C92"/>
@@ -7014,6 +7018,30 @@
       <w:kern w:val="0"/>
       <w14:ligatures w14:val="none"/>
     </w:rPr>
+  </w:style>
+  <w:style w:type="paragraph" w:customStyle="1" w:styleId="3BF99064BDDF4B94A679C71AE5C20C82">
+    <w:name w:val="3BF99064BDDF4B94A679C71AE5C20C82"/>
+    <w:rsid w:val="00241572"/>
+  </w:style>
+  <w:style w:type="paragraph" w:customStyle="1" w:styleId="AC583060781D410B8E7EB02351FE060A">
+    <w:name w:val="AC583060781D410B8E7EB02351FE060A"/>
+    <w:rsid w:val="00241572"/>
+  </w:style>
+  <w:style w:type="paragraph" w:customStyle="1" w:styleId="CE8D510ACE75447D804F93FFB1DBD798">
+    <w:name w:val="CE8D510ACE75447D804F93FFB1DBD798"/>
+    <w:rsid w:val="00241572"/>
+  </w:style>
+  <w:style w:type="paragraph" w:customStyle="1" w:styleId="76269E519CC14F2F9CDF4436D2BA9DFD">
+    <w:name w:val="76269E519CC14F2F9CDF4436D2BA9DFD"/>
+    <w:rsid w:val="00241572"/>
+  </w:style>
+  <w:style w:type="paragraph" w:customStyle="1" w:styleId="8BC1C63E6D1B40DE8988E1047C24E05D">
+    <w:name w:val="8BC1C63E6D1B40DE8988E1047C24E05D"/>
+    <w:rsid w:val="00241572"/>
+  </w:style>
+  <w:style w:type="paragraph" w:customStyle="1" w:styleId="C3E8C4C1A8F44EE6BC6F10F4950B4D9F">
+    <w:name w:val="C3E8C4C1A8F44EE6BC6F10F4950B4D9F"/>
+    <w:rsid w:val="00241572"/>
   </w:style>
 </w:styles>
 </file>
